--- a/Seção 3/Notes/Seção 3.docx
+++ b/Seção 3/Notes/Seção 3.docx
@@ -72,7 +72,15 @@
         <w:ind w:firstLine="0"/>
       </w:pPr>
       <w:r>
-        <w:t>Não usar == nem !=, usar === e !==</w:t>
+        <w:t xml:space="preserve">Não usar == </w:t>
+      </w:r>
+      <w:proofErr w:type="gramStart"/>
+      <w:r>
+        <w:t>nem !</w:t>
+      </w:r>
+      <w:proofErr w:type="gramEnd"/>
+      <w:r>
+        <w:t>=, usar === e !==</w:t>
       </w:r>
     </w:p>
     <w:p>
@@ -146,7 +154,15 @@
         <w:t>u</w:t>
       </w:r>
       <w:r>
-        <w:t xml:space="preserve">                        e                    não ou                não e</w:t>
+        <w:t xml:space="preserve">                        </w:t>
+      </w:r>
+      <w:proofErr w:type="gramStart"/>
+      <w:r>
+        <w:t>e</w:t>
+      </w:r>
+      <w:proofErr w:type="gramEnd"/>
+      <w:r>
+        <w:t xml:space="preserve">                    não ou                não e</w:t>
       </w:r>
     </w:p>
     <w:p>
@@ -188,8 +204,13 @@
         <w:sym w:font="Wingdings" w:char="F0E0"/>
       </w:r>
       <w:r>
-        <w:t xml:space="preserve"> true</w:t>
-      </w:r>
+        <w:t xml:space="preserve"> </w:t>
+      </w:r>
+      <w:proofErr w:type="spellStart"/>
+      <w:r>
+        <w:t>true</w:t>
+      </w:r>
+      <w:proofErr w:type="spellEnd"/>
     </w:p>
     <w:p>
       <w:pPr>
@@ -288,12 +309,21 @@
       <w:pPr>
         <w:ind w:firstLine="0"/>
       </w:pPr>
-      <w:r>
-        <w:rPr>
-          <w:i/>
-          <w:iCs/>
-        </w:rPr>
-        <w:t xml:space="preserve">Falsy </w:t>
+      <w:proofErr w:type="spellStart"/>
+      <w:r>
+        <w:rPr>
+          <w:i/>
+          <w:iCs/>
+        </w:rPr>
+        <w:t>Falsy</w:t>
+      </w:r>
+      <w:proofErr w:type="spellEnd"/>
+      <w:r>
+        <w:rPr>
+          <w:i/>
+          <w:iCs/>
+        </w:rPr>
+        <w:t xml:space="preserve"> </w:t>
       </w:r>
       <w:r>
         <w:sym w:font="Wingdings" w:char="F0E0"/>
@@ -320,14 +350,56 @@
           <w:i/>
           <w:iCs/>
         </w:rPr>
-        <w:t xml:space="preserve"> ‘’, null, undefined e NaN</w:t>
-      </w:r>
+        <w:t xml:space="preserve"> ‘’, </w:t>
+      </w:r>
+      <w:proofErr w:type="spellStart"/>
+      <w:r>
+        <w:rPr>
+          <w:i/>
+          <w:iCs/>
+        </w:rPr>
+        <w:t>null</w:t>
+      </w:r>
+      <w:proofErr w:type="spellEnd"/>
+      <w:r>
+        <w:rPr>
+          <w:i/>
+          <w:iCs/>
+        </w:rPr>
+        <w:t xml:space="preserve">, </w:t>
+      </w:r>
+      <w:proofErr w:type="spellStart"/>
+      <w:r>
+        <w:rPr>
+          <w:i/>
+          <w:iCs/>
+        </w:rPr>
+        <w:t>undefined</w:t>
+      </w:r>
+      <w:proofErr w:type="spellEnd"/>
+      <w:r>
+        <w:rPr>
+          <w:i/>
+          <w:iCs/>
+        </w:rPr>
+        <w:t xml:space="preserve"> e </w:t>
+      </w:r>
+      <w:proofErr w:type="spellStart"/>
+      <w:r>
+        <w:rPr>
+          <w:i/>
+          <w:iCs/>
+        </w:rPr>
+        <w:t>NaN</w:t>
+      </w:r>
+      <w:proofErr w:type="spellEnd"/>
       <w:r>
         <w:t>)</w:t>
       </w:r>
       <w:r>
         <w:t xml:space="preserve">, fora disso é </w:t>
       </w:r>
+      <w:proofErr w:type="spellStart"/>
       <w:r>
         <w:rPr>
           <w:i/>
@@ -335,13 +407,22 @@
         </w:rPr>
         <w:t>truthy</w:t>
       </w:r>
+      <w:proofErr w:type="spellEnd"/>
     </w:p>
     <w:p>
       <w:pPr>
         <w:ind w:firstLine="0"/>
       </w:pPr>
       <w:r>
-        <w:t xml:space="preserve">No JavaScript, a avaliação de curto-circuito faz com que o operador </w:t>
+        <w:t xml:space="preserve">No </w:t>
+      </w:r>
+      <w:proofErr w:type="spellStart"/>
+      <w:r>
+        <w:t>JavaScript</w:t>
+      </w:r>
+      <w:proofErr w:type="spellEnd"/>
+      <w:r>
+        <w:t xml:space="preserve">, a avaliação de curto-circuito faz com que o operador </w:t>
       </w:r>
       <w:r>
         <w:rPr>
@@ -421,15 +502,77 @@
           <w:szCs w:val="24"/>
         </w:rPr>
       </w:pPr>
-      <w:r>
-        <w:rPr>
-          <w:b/>
-          <w:bCs/>
-          <w:sz w:val="28"/>
-          <w:szCs w:val="24"/>
-        </w:rPr>
-        <w:t>If, else if e else</w:t>
-      </w:r>
+      <w:proofErr w:type="spellStart"/>
+      <w:r>
+        <w:rPr>
+          <w:b/>
+          <w:bCs/>
+          <w:sz w:val="28"/>
+          <w:szCs w:val="24"/>
+        </w:rPr>
+        <w:t>If</w:t>
+      </w:r>
+      <w:proofErr w:type="spellEnd"/>
+      <w:r>
+        <w:rPr>
+          <w:b/>
+          <w:bCs/>
+          <w:sz w:val="28"/>
+          <w:szCs w:val="24"/>
+        </w:rPr>
+        <w:t xml:space="preserve">, </w:t>
+      </w:r>
+      <w:proofErr w:type="spellStart"/>
+      <w:r>
+        <w:rPr>
+          <w:b/>
+          <w:bCs/>
+          <w:sz w:val="28"/>
+          <w:szCs w:val="24"/>
+        </w:rPr>
+        <w:t>else</w:t>
+      </w:r>
+      <w:proofErr w:type="spellEnd"/>
+      <w:r>
+        <w:rPr>
+          <w:b/>
+          <w:bCs/>
+          <w:sz w:val="28"/>
+          <w:szCs w:val="24"/>
+        </w:rPr>
+        <w:t xml:space="preserve"> </w:t>
+      </w:r>
+      <w:proofErr w:type="spellStart"/>
+      <w:r>
+        <w:rPr>
+          <w:b/>
+          <w:bCs/>
+          <w:sz w:val="28"/>
+          <w:szCs w:val="24"/>
+        </w:rPr>
+        <w:t>if</w:t>
+      </w:r>
+      <w:proofErr w:type="spellEnd"/>
+      <w:r>
+        <w:rPr>
+          <w:b/>
+          <w:bCs/>
+          <w:sz w:val="28"/>
+          <w:szCs w:val="24"/>
+        </w:rPr>
+        <w:t xml:space="preserve"> e </w:t>
+      </w:r>
+      <w:proofErr w:type="spellStart"/>
+      <w:r>
+        <w:rPr>
+          <w:b/>
+          <w:bCs/>
+          <w:sz w:val="28"/>
+          <w:szCs w:val="24"/>
+        </w:rPr>
+        <w:t>else</w:t>
+      </w:r>
+      <w:proofErr w:type="spellEnd"/>
     </w:p>
     <w:p>
       <w:pPr>
@@ -438,16 +581,26 @@
       <w:r>
         <w:t xml:space="preserve">O </w:t>
       </w:r>
-      <w:r>
-        <w:rPr>
-          <w:i/>
-          <w:iCs/>
-        </w:rPr>
-        <w:t xml:space="preserve">if </w:t>
+      <w:proofErr w:type="spellStart"/>
+      <w:r>
+        <w:rPr>
+          <w:i/>
+          <w:iCs/>
+        </w:rPr>
+        <w:t>if</w:t>
+      </w:r>
+      <w:proofErr w:type="spellEnd"/>
+      <w:r>
+        <w:rPr>
+          <w:i/>
+          <w:iCs/>
+        </w:rPr>
+        <w:t xml:space="preserve"> </w:t>
       </w:r>
       <w:r>
         <w:t xml:space="preserve">pode ser usado sozinho, o </w:t>
       </w:r>
+      <w:proofErr w:type="spellStart"/>
       <w:r>
         <w:rPr>
           <w:i/>
@@ -455,9 +608,11 @@
         </w:rPr>
         <w:t>else</w:t>
       </w:r>
+      <w:proofErr w:type="spellEnd"/>
       <w:r>
         <w:t xml:space="preserve"> precisa ter um </w:t>
       </w:r>
+      <w:proofErr w:type="spellStart"/>
       <w:r>
         <w:rPr>
           <w:i/>
@@ -465,25 +620,44 @@
         </w:rPr>
         <w:t>if</w:t>
       </w:r>
+      <w:proofErr w:type="spellEnd"/>
       <w:r>
         <w:t xml:space="preserve"> antes</w:t>
       </w:r>
       <w:r>
         <w:t xml:space="preserve"> e eu posso ter vários </w:t>
       </w:r>
-      <w:r>
-        <w:rPr>
-          <w:i/>
-          <w:iCs/>
-        </w:rPr>
-        <w:t xml:space="preserve">else </w:t>
-      </w:r>
-      <w:r>
-        <w:rPr>
-          <w:i/>
-          <w:iCs/>
-        </w:rPr>
-        <w:t xml:space="preserve">if </w:t>
+      <w:proofErr w:type="spellStart"/>
+      <w:r>
+        <w:rPr>
+          <w:i/>
+          <w:iCs/>
+        </w:rPr>
+        <w:t>else</w:t>
+      </w:r>
+      <w:proofErr w:type="spellEnd"/>
+      <w:r>
+        <w:rPr>
+          <w:i/>
+          <w:iCs/>
+        </w:rPr>
+        <w:t xml:space="preserve"> </w:t>
+      </w:r>
+      <w:proofErr w:type="spellStart"/>
+      <w:r>
+        <w:rPr>
+          <w:i/>
+          <w:iCs/>
+        </w:rPr>
+        <w:t>if</w:t>
+      </w:r>
+      <w:proofErr w:type="spellEnd"/>
+      <w:r>
+        <w:rPr>
+          <w:i/>
+          <w:iCs/>
+        </w:rPr>
+        <w:t xml:space="preserve"> </w:t>
       </w:r>
       <w:r>
         <w:t>na</w:t>
@@ -491,12 +665,21 @@
       <w:r>
         <w:t xml:space="preserve"> condição, mas somente um </w:t>
       </w:r>
-      <w:r>
-        <w:rPr>
-          <w:i/>
-          <w:iCs/>
-        </w:rPr>
-        <w:t xml:space="preserve">else </w:t>
+      <w:proofErr w:type="spellStart"/>
+      <w:r>
+        <w:rPr>
+          <w:i/>
+          <w:iCs/>
+        </w:rPr>
+        <w:t>else</w:t>
+      </w:r>
+      <w:proofErr w:type="spellEnd"/>
+      <w:r>
+        <w:rPr>
+          <w:i/>
+          <w:iCs/>
+        </w:rPr>
+        <w:t xml:space="preserve"> </w:t>
       </w:r>
       <w:r>
         <w:t>sozinho.</w:t>
@@ -509,6 +692,7 @@
       <w:r>
         <w:t xml:space="preserve">Se tiver um mais de um </w:t>
       </w:r>
+      <w:proofErr w:type="spellStart"/>
       <w:r>
         <w:rPr>
           <w:i/>
@@ -516,15 +700,41 @@
         </w:rPr>
         <w:t>true</w:t>
       </w:r>
+      <w:proofErr w:type="spellEnd"/>
       <w:r>
         <w:t xml:space="preserve"> dentro do bloco </w:t>
       </w:r>
-      <w:r>
-        <w:rPr>
-          <w:i/>
-          <w:iCs/>
-        </w:rPr>
-        <w:t xml:space="preserve">if else </w:t>
+      <w:proofErr w:type="spellStart"/>
+      <w:r>
+        <w:rPr>
+          <w:i/>
+          <w:iCs/>
+        </w:rPr>
+        <w:t>if</w:t>
+      </w:r>
+      <w:proofErr w:type="spellEnd"/>
+      <w:r>
+        <w:rPr>
+          <w:i/>
+          <w:iCs/>
+        </w:rPr>
+        <w:t xml:space="preserve"> </w:t>
+      </w:r>
+      <w:proofErr w:type="spellStart"/>
+      <w:r>
+        <w:rPr>
+          <w:i/>
+          <w:iCs/>
+        </w:rPr>
+        <w:t>else</w:t>
+      </w:r>
+      <w:proofErr w:type="spellEnd"/>
+      <w:r>
+        <w:rPr>
+          <w:i/>
+          <w:iCs/>
+        </w:rPr>
+        <w:t xml:space="preserve"> </w:t>
       </w:r>
       <w:r>
         <w:t xml:space="preserve">ele </w:t>
@@ -690,12 +900,34 @@
         <w:rPr>
           <w:bCs/>
         </w:rPr>
-        <w:t>Não existe zero a esquerda na data, tem que formatar para ter</w:t>
+        <w:t xml:space="preserve">Não existe zero </w:t>
+      </w:r>
+      <w:proofErr w:type="spellStart"/>
+      <w:r>
+        <w:rPr>
+          <w:bCs/>
+        </w:rPr>
+        <w:t>a</w:t>
+      </w:r>
+      <w:proofErr w:type="spellEnd"/>
+      <w:r>
+        <w:rPr>
+          <w:bCs/>
+        </w:rPr>
+        <w:t xml:space="preserve"> esquerda na data, tem que formatar para ter</w:t>
       </w:r>
     </w:p>
     <w:p>
       <w:pPr>
         <w:ind w:firstLine="0"/>
+        <w:rPr>
+          <w:bCs/>
+        </w:rPr>
+      </w:pPr>
+    </w:p>
+    <w:p>
+      <w:pPr>
+        <w:ind w:firstLine="0"/>
         <w:jc w:val="center"/>
         <w:rPr>
           <w:b/>
@@ -717,11 +949,6 @@
     <w:p>
       <w:pPr>
         <w:ind w:firstLine="0"/>
-      </w:pPr>
-    </w:p>
-    <w:p>
-      <w:pPr>
-        <w:ind w:firstLine="0"/>
         <w:jc w:val="center"/>
       </w:pPr>
       <w:r>
@@ -729,7 +956,7 @@
           <w:noProof/>
         </w:rPr>
         <w:drawing>
-          <wp:inline distT="0" distB="0" distL="0" distR="0" wp14:anchorId="25D8A713" wp14:editId="4284548C">
+          <wp:inline distT="0" distB="0" distL="0" distR="0" wp14:anchorId="25D8A713" wp14:editId="6D76311E">
             <wp:extent cx="2142699" cy="4450927"/>
             <wp:effectExtent l="0" t="0" r="0" b="6985"/>
             <wp:docPr id="9" name="Imagem 9"/>
@@ -752,7 +979,7 @@
                   <pic:spPr>
                     <a:xfrm>
                       <a:off x="0" y="0"/>
-                      <a:ext cx="2147160" cy="4460195"/>
+                      <a:ext cx="2142699" cy="4450927"/>
                     </a:xfrm>
                     <a:prstGeom prst="rect">
                       <a:avLst/>
@@ -782,6 +1009,7 @@
       <w:r>
         <w:t xml:space="preserve"> nesse caso tem um </w:t>
       </w:r>
+      <w:proofErr w:type="spellStart"/>
       <w:r>
         <w:rPr>
           <w:i/>
@@ -789,9 +1017,11 @@
         </w:rPr>
         <w:t>return</w:t>
       </w:r>
+      <w:proofErr w:type="spellEnd"/>
       <w:r>
         <w:t xml:space="preserve"> porque ele colocou uma </w:t>
       </w:r>
+      <w:proofErr w:type="spellStart"/>
       <w:r>
         <w:rPr>
           <w:i/>
@@ -799,6 +1029,7 @@
         </w:rPr>
         <w:t>function</w:t>
       </w:r>
+      <w:proofErr w:type="spellEnd"/>
     </w:p>
     <w:p>
       <w:pPr>
@@ -819,8 +1050,19 @@
           <w:szCs w:val="24"/>
         </w:rPr>
         <w:lastRenderedPageBreak/>
-        <w:t>Var, Let e Const</w:t>
-      </w:r>
+        <w:t xml:space="preserve">Var, Let e </w:t>
+      </w:r>
+      <w:proofErr w:type="spellStart"/>
+      <w:r>
+        <w:rPr>
+          <w:b/>
+          <w:bCs/>
+          <w:sz w:val="28"/>
+          <w:szCs w:val="24"/>
+        </w:rPr>
+        <w:t>Const</w:t>
+      </w:r>
+      <w:proofErr w:type="spellEnd"/>
     </w:p>
     <w:p>
       <w:pPr>
@@ -916,6 +1158,7 @@
       <w:r>
         <w:t xml:space="preserve">Podemos “arrancar” coisas do </w:t>
       </w:r>
+      <w:proofErr w:type="spellStart"/>
       <w:r>
         <w:rPr>
           <w:i/>
@@ -923,6 +1166,7 @@
         </w:rPr>
         <w:t>array</w:t>
       </w:r>
+      <w:proofErr w:type="spellEnd"/>
       <w:r>
         <w:t xml:space="preserve"> </w:t>
       </w:r>
@@ -939,12 +1183,53 @@
       <w:r>
         <w:t>...</w:t>
       </w:r>
-      <w:r>
-        <w:rPr>
-          <w:i/>
-          <w:iCs/>
-        </w:rPr>
-        <w:t xml:space="preserve">rest (rest operator) </w:t>
+      <w:proofErr w:type="spellStart"/>
+      <w:r>
+        <w:rPr>
+          <w:i/>
+          <w:iCs/>
+        </w:rPr>
+        <w:t>rest</w:t>
+      </w:r>
+      <w:proofErr w:type="spellEnd"/>
+      <w:r>
+        <w:rPr>
+          <w:i/>
+          <w:iCs/>
+        </w:rPr>
+        <w:t xml:space="preserve"> (</w:t>
+      </w:r>
+      <w:proofErr w:type="spellStart"/>
+      <w:r>
+        <w:rPr>
+          <w:i/>
+          <w:iCs/>
+        </w:rPr>
+        <w:t>rest</w:t>
+      </w:r>
+      <w:proofErr w:type="spellEnd"/>
+      <w:r>
+        <w:rPr>
+          <w:i/>
+          <w:iCs/>
+        </w:rPr>
+        <w:t xml:space="preserve"> </w:t>
+      </w:r>
+      <w:proofErr w:type="spellStart"/>
+      <w:r>
+        <w:rPr>
+          <w:i/>
+          <w:iCs/>
+        </w:rPr>
+        <w:t>operator</w:t>
+      </w:r>
+      <w:proofErr w:type="spellEnd"/>
+      <w:r>
+        <w:rPr>
+          <w:i/>
+          <w:iCs/>
+        </w:rPr>
+        <w:t xml:space="preserve">) </w:t>
       </w:r>
       <w:r>
         <w:sym w:font="Wingdings" w:char="F0E0"/>
@@ -952,12 +1237,21 @@
       <w:r>
         <w:t xml:space="preserve"> você pega o resto do </w:t>
       </w:r>
-      <w:r>
-        <w:rPr>
-          <w:i/>
-          <w:iCs/>
-        </w:rPr>
-        <w:t xml:space="preserve">array </w:t>
+      <w:proofErr w:type="spellStart"/>
+      <w:r>
+        <w:rPr>
+          <w:i/>
+          <w:iCs/>
+        </w:rPr>
+        <w:t>array</w:t>
+      </w:r>
+      <w:proofErr w:type="spellEnd"/>
+      <w:r>
+        <w:rPr>
+          <w:i/>
+          <w:iCs/>
+        </w:rPr>
+        <w:t xml:space="preserve"> </w:t>
       </w:r>
       <w:r>
         <w:t>que</w:t>
@@ -1146,14 +1440,25 @@
           <w:szCs w:val="24"/>
         </w:rPr>
       </w:pPr>
-      <w:r>
-        <w:rPr>
-          <w:i/>
-          <w:iCs/>
-          <w:sz w:val="28"/>
-          <w:szCs w:val="24"/>
-        </w:rPr>
-        <w:t xml:space="preserve">Window </w:t>
+      <w:proofErr w:type="spellStart"/>
+      <w:r>
+        <w:rPr>
+          <w:i/>
+          <w:iCs/>
+          <w:sz w:val="28"/>
+          <w:szCs w:val="24"/>
+        </w:rPr>
+        <w:t>Window</w:t>
+      </w:r>
+      <w:proofErr w:type="spellEnd"/>
+      <w:r>
+        <w:rPr>
+          <w:i/>
+          <w:iCs/>
+          <w:sz w:val="28"/>
+          <w:szCs w:val="24"/>
+        </w:rPr>
+        <w:t xml:space="preserve"> </w:t>
       </w:r>
       <w:r>
         <w:rPr>
@@ -1202,25 +1507,42 @@
           <w:sz w:val="28"/>
           <w:szCs w:val="24"/>
         </w:rPr>
-        <w:t xml:space="preserve"> é toda a árvore de elementos do html, dos pais e filhos</w:t>
-      </w:r>
-    </w:p>
-    <w:p>
-      <w:pPr>
-        <w:pStyle w:val="Commarcadores"/>
-        <w:numPr>
-          <w:ilvl w:val="0"/>
-          <w:numId w:val="0"/>
-        </w:numPr>
-        <w:ind w:left="360" w:hanging="360"/>
-        <w:jc w:val="center"/>
-        <w:rPr>
-          <w:sz w:val="28"/>
-          <w:szCs w:val="24"/>
-        </w:rPr>
-      </w:pPr>
-      <w:r>
-        <w:rPr>
+        <w:t xml:space="preserve"> é toda a árvore de elementos do </w:t>
+      </w:r>
+      <w:proofErr w:type="spellStart"/>
+      <w:r>
+        <w:rPr>
+          <w:sz w:val="28"/>
+          <w:szCs w:val="24"/>
+        </w:rPr>
+        <w:t>html</w:t>
+      </w:r>
+      <w:proofErr w:type="spellEnd"/>
+      <w:r>
+        <w:rPr>
+          <w:sz w:val="28"/>
+          <w:szCs w:val="24"/>
+        </w:rPr>
+        <w:t>, dos pais e filhos</w:t>
+      </w:r>
+    </w:p>
+    <w:p>
+      <w:pPr>
+        <w:pStyle w:val="Commarcadores"/>
+        <w:numPr>
+          <w:ilvl w:val="0"/>
+          <w:numId w:val="0"/>
+        </w:numPr>
+        <w:ind w:left="360" w:hanging="360"/>
+        <w:jc w:val="center"/>
+        <w:rPr>
+          <w:sz w:val="28"/>
+          <w:szCs w:val="24"/>
+        </w:rPr>
+      </w:pPr>
+      <w:r>
+        <w:rPr>
+          <w:noProof/>
           <w:sz w:val="28"/>
           <w:szCs w:val="24"/>
         </w:rPr>
@@ -1281,6 +1603,7 @@
         </w:rPr>
         <w:t xml:space="preserve">No caso do exemplo do exercício em que ele cria um </w:t>
       </w:r>
+      <w:proofErr w:type="spellStart"/>
       <w:r>
         <w:rPr>
           <w:i/>
@@ -1290,6 +1613,7 @@
         </w:rPr>
         <w:t>NodeText</w:t>
       </w:r>
+      <w:proofErr w:type="spellEnd"/>
       <w:r>
         <w:rPr>
           <w:sz w:val="28"/>
@@ -1313,6 +1637,7 @@
       </w:pPr>
       <w:r>
         <w:rPr>
+          <w:noProof/>
           <w:sz w:val="28"/>
           <w:szCs w:val="24"/>
         </w:rPr>
@@ -1427,10 +1752,6 @@
         </w:numPr>
         <w:ind w:left="360" w:hanging="360"/>
         <w:jc w:val="center"/>
-        <w:rPr>
-          <w:sz w:val="28"/>
-          <w:szCs w:val="24"/>
-        </w:rPr>
       </w:pPr>
       <w:r>
         <w:rPr>
@@ -1440,7 +1761,16 @@
           <w:szCs w:val="28"/>
         </w:rPr>
         <w:lastRenderedPageBreak/>
-        <w:t>For in</w:t>
+        <w:t>F</w:t>
+      </w:r>
+      <w:r>
+        <w:rPr>
+          <w:b/>
+          <w:bCs/>
+          <w:sz w:val="28"/>
+          <w:szCs w:val="24"/>
+        </w:rPr>
+        <w:t>or in</w:t>
       </w:r>
     </w:p>
     <w:p>
@@ -1479,8 +1809,19 @@
           <w:sz w:val="28"/>
           <w:szCs w:val="24"/>
         </w:rPr>
-        <w:t>For of</w:t>
-      </w:r>
+        <w:t xml:space="preserve">For </w:t>
+      </w:r>
+      <w:proofErr w:type="spellStart"/>
+      <w:r>
+        <w:rPr>
+          <w:b/>
+          <w:bCs/>
+          <w:sz w:val="28"/>
+          <w:szCs w:val="24"/>
+        </w:rPr>
+        <w:t>of</w:t>
+      </w:r>
+      <w:proofErr w:type="spellEnd"/>
     </w:p>
     <w:p>
       <w:pPr>
@@ -1497,6 +1838,7 @@
         <w:rPr>
           <w:b/>
           <w:bCs/>
+          <w:noProof/>
           <w:sz w:val="28"/>
           <w:szCs w:val="24"/>
         </w:rPr>
@@ -1567,6 +1909,7 @@
       <w:r>
         <w:t xml:space="preserve">Para </w:t>
       </w:r>
+      <w:proofErr w:type="spellStart"/>
       <w:r>
         <w:rPr>
           <w:i/>
@@ -1574,6 +1917,7 @@
         </w:rPr>
         <w:t>arrays</w:t>
       </w:r>
+      <w:proofErr w:type="spellEnd"/>
       <w:r>
         <w:t xml:space="preserve"> todos funcionam, mas o </w:t>
       </w:r>
@@ -1582,7 +1926,23 @@
           <w:i/>
           <w:iCs/>
         </w:rPr>
-        <w:t xml:space="preserve">for of </w:t>
+        <w:t xml:space="preserve">for </w:t>
+      </w:r>
+      <w:proofErr w:type="spellStart"/>
+      <w:r>
+        <w:rPr>
+          <w:i/>
+          <w:iCs/>
+        </w:rPr>
+        <w:t>of</w:t>
+      </w:r>
+      <w:proofErr w:type="spellEnd"/>
+      <w:r>
+        <w:rPr>
+          <w:i/>
+          <w:iCs/>
+        </w:rPr>
+        <w:t xml:space="preserve"> </w:t>
       </w:r>
       <w:r>
         <w:t>retorna somente o valor</w:t>
@@ -1590,6 +1950,9 @@
     </w:p>
     <w:p>
       <w:r>
+        <w:rPr>
+          <w:noProof/>
+        </w:rPr>
         <w:drawing>
           <wp:inline distT="0" distB="0" distL="0" distR="0" wp14:anchorId="5693AAD5" wp14:editId="7A0D9DB1">
             <wp:extent cx="4715533" cy="666843"/>
@@ -1636,12 +1999,62 @@
         </w:numPr>
         <w:ind w:left="360" w:hanging="360"/>
       </w:pPr>
-      <w:r>
-        <w:rPr>
-          <w:i/>
-          <w:iCs/>
-        </w:rPr>
-        <w:t xml:space="preserve">.forEach(function(valor, índice, array)) </w:t>
+      <w:proofErr w:type="gramStart"/>
+      <w:r>
+        <w:rPr>
+          <w:i/>
+          <w:iCs/>
+        </w:rPr>
+        <w:t>.</w:t>
+      </w:r>
+      <w:proofErr w:type="spellStart"/>
+      <w:r>
+        <w:rPr>
+          <w:i/>
+          <w:iCs/>
+        </w:rPr>
+        <w:t>forEach</w:t>
+      </w:r>
+      <w:proofErr w:type="spellEnd"/>
+      <w:proofErr w:type="gramEnd"/>
+      <w:r>
+        <w:rPr>
+          <w:i/>
+          <w:iCs/>
+        </w:rPr>
+        <w:t>(</w:t>
+      </w:r>
+      <w:proofErr w:type="spellStart"/>
+      <w:r>
+        <w:rPr>
+          <w:i/>
+          <w:iCs/>
+        </w:rPr>
+        <w:t>function</w:t>
+      </w:r>
+      <w:proofErr w:type="spellEnd"/>
+      <w:r>
+        <w:rPr>
+          <w:i/>
+          <w:iCs/>
+        </w:rPr>
+        <w:t xml:space="preserve">(valor, índice, </w:t>
+      </w:r>
+      <w:proofErr w:type="spellStart"/>
+      <w:r>
+        <w:rPr>
+          <w:i/>
+          <w:iCs/>
+        </w:rPr>
+        <w:t>array</w:t>
+      </w:r>
+      <w:proofErr w:type="spellEnd"/>
+      <w:r>
+        <w:rPr>
+          <w:i/>
+          <w:iCs/>
+        </w:rPr>
+        <w:t xml:space="preserve">)) </w:t>
       </w:r>
       <w:r>
         <w:sym w:font="Wingdings" w:char="F0E0"/>
@@ -1649,6 +2062,7 @@
       <w:r>
         <w:t xml:space="preserve"> busca o valor que está dentro do </w:t>
       </w:r>
+      <w:proofErr w:type="spellStart"/>
       <w:r>
         <w:rPr>
           <w:i/>
@@ -1656,6 +2070,7 @@
         </w:rPr>
         <w:t>array</w:t>
       </w:r>
+      <w:proofErr w:type="spellEnd"/>
       <w:r>
         <w:t>, seu</w:t>
       </w:r>
@@ -1672,6 +2087,7 @@
       <w:r>
         <w:t xml:space="preserve">índice e o </w:t>
       </w:r>
+      <w:proofErr w:type="spellStart"/>
       <w:r>
         <w:rPr>
           <w:i/>
@@ -1679,6 +2095,7 @@
         </w:rPr>
         <w:t>array</w:t>
       </w:r>
+      <w:proofErr w:type="spellEnd"/>
       <w:r>
         <w:t xml:space="preserve"> inteiro</w:t>
       </w:r>
@@ -1694,6 +2111,9 @@
         <w:jc w:val="center"/>
       </w:pPr>
       <w:r>
+        <w:rPr>
+          <w:noProof/>
+        </w:rPr>
         <w:drawing>
           <wp:inline distT="0" distB="0" distL="0" distR="0" wp14:anchorId="22CEB10A" wp14:editId="6E6A85BA">
             <wp:extent cx="4029637" cy="847843"/>
@@ -1747,27 +2167,52 @@
           <w:szCs w:val="24"/>
         </w:rPr>
       </w:pPr>
-      <w:r>
-        <w:rPr>
-          <w:b/>
-          <w:bCs/>
-          <w:sz w:val="28"/>
-          <w:szCs w:val="24"/>
-        </w:rPr>
-        <w:t>While e Do while</w:t>
-      </w:r>
-    </w:p>
-    <w:p>
-      <w:pPr>
-        <w:pStyle w:val="Commarcadores"/>
-        <w:numPr>
-          <w:ilvl w:val="0"/>
-          <w:numId w:val="0"/>
-        </w:numPr>
-        <w:ind w:left="360" w:hanging="360"/>
-        <w:jc w:val="center"/>
-      </w:pPr>
-      <w:r>
+      <w:proofErr w:type="spellStart"/>
+      <w:r>
+        <w:rPr>
+          <w:b/>
+          <w:bCs/>
+          <w:sz w:val="28"/>
+          <w:szCs w:val="24"/>
+        </w:rPr>
+        <w:t>While</w:t>
+      </w:r>
+      <w:proofErr w:type="spellEnd"/>
+      <w:r>
+        <w:rPr>
+          <w:b/>
+          <w:bCs/>
+          <w:sz w:val="28"/>
+          <w:szCs w:val="24"/>
+        </w:rPr>
+        <w:t xml:space="preserve"> e Do </w:t>
+      </w:r>
+      <w:proofErr w:type="spellStart"/>
+      <w:r>
+        <w:rPr>
+          <w:b/>
+          <w:bCs/>
+          <w:sz w:val="28"/>
+          <w:szCs w:val="24"/>
+        </w:rPr>
+        <w:t>while</w:t>
+      </w:r>
+      <w:proofErr w:type="spellEnd"/>
+    </w:p>
+    <w:p>
+      <w:pPr>
+        <w:pStyle w:val="Commarcadores"/>
+        <w:numPr>
+          <w:ilvl w:val="0"/>
+          <w:numId w:val="0"/>
+        </w:numPr>
+        <w:ind w:left="360" w:hanging="360"/>
+        <w:jc w:val="center"/>
+      </w:pPr>
+      <w:r>
+        <w:rPr>
+          <w:noProof/>
+        </w:rPr>
         <w:drawing>
           <wp:inline distT="0" distB="0" distL="0" distR="0" wp14:anchorId="44331A62" wp14:editId="7787FD29">
             <wp:extent cx="2000529" cy="1505160"/>
@@ -1826,6 +2271,9 @@
         <w:jc w:val="center"/>
       </w:pPr>
       <w:r>
+        <w:rPr>
+          <w:noProof/>
+        </w:rPr>
         <w:lastRenderedPageBreak/>
         <w:drawing>
           <wp:inline distT="0" distB="0" distL="0" distR="0" wp14:anchorId="491CE2D9" wp14:editId="7437717A">
@@ -1873,47 +2321,82 @@
         </w:numPr>
         <w:ind w:left="360" w:hanging="360"/>
       </w:pPr>
-      <w:r>
-        <w:rPr>
-          <w:i/>
-          <w:iCs/>
-        </w:rPr>
-        <w:t xml:space="preserve">While </w:t>
+      <w:proofErr w:type="spellStart"/>
+      <w:r>
+        <w:rPr>
+          <w:i/>
+          <w:iCs/>
+        </w:rPr>
+        <w:t>While</w:t>
+      </w:r>
+      <w:proofErr w:type="spellEnd"/>
+      <w:r>
+        <w:rPr>
+          <w:i/>
+          <w:iCs/>
+        </w:rPr>
+        <w:t xml:space="preserve"> </w:t>
       </w:r>
       <w:r>
         <w:sym w:font="Wingdings" w:char="F0E0"/>
       </w:r>
       <w:r>
+        <w:t xml:space="preserve"> enquanto a condição for verdadeira, executa a ação, ou seja, ele primeiro verifica se a condição </w:t>
+      </w:r>
+      <w:proofErr w:type="spellStart"/>
+      <w:r>
+        <w:t>é</w:t>
+      </w:r>
+      <w:proofErr w:type="spellEnd"/>
+      <w:r>
+        <w:t xml:space="preserve"> verdadeira </w:t>
+      </w:r>
+    </w:p>
+    <w:p>
+      <w:pPr>
+        <w:pStyle w:val="Commarcadores"/>
+        <w:numPr>
+          <w:ilvl w:val="0"/>
+          <w:numId w:val="0"/>
+        </w:numPr>
+        <w:ind w:left="360" w:hanging="360"/>
+      </w:pPr>
+      <w:r>
+        <w:rPr>
+          <w:i/>
+          <w:iCs/>
+        </w:rPr>
+        <w:t xml:space="preserve">Do </w:t>
+      </w:r>
+      <w:proofErr w:type="spellStart"/>
+      <w:r>
+        <w:rPr>
+          <w:i/>
+          <w:iCs/>
+        </w:rPr>
+        <w:t>while</w:t>
+      </w:r>
+      <w:proofErr w:type="spellEnd"/>
+      <w:r>
+        <w:rPr>
+          <w:i/>
+          <w:iCs/>
+        </w:rPr>
         <w:t xml:space="preserve"> </w:t>
       </w:r>
       <w:r>
-        <w:t>enquanto a condição for verdadeira</w:t>
-      </w:r>
-      <w:r>
-        <w:t xml:space="preserve">, executa a ação, ou seja, ele primeiro verifica se a condição é verdadeira </w:t>
-      </w:r>
-    </w:p>
-    <w:p>
-      <w:pPr>
-        <w:pStyle w:val="Commarcadores"/>
-        <w:numPr>
-          <w:ilvl w:val="0"/>
-          <w:numId w:val="0"/>
-        </w:numPr>
-        <w:ind w:left="360" w:hanging="360"/>
-      </w:pPr>
-      <w:r>
-        <w:rPr>
-          <w:i/>
-          <w:iCs/>
-        </w:rPr>
-        <w:t xml:space="preserve">Do while </w:t>
-      </w:r>
-      <w:r>
         <w:sym w:font="Wingdings" w:char="F0E0"/>
       </w:r>
       <w:r>
-        <w:t xml:space="preserve"> ele executa a ação e depois verifica se a condição é verdadeira</w:t>
+        <w:t xml:space="preserve"> ele executa a ação e depois verifica se a condição </w:t>
+      </w:r>
+      <w:proofErr w:type="spellStart"/>
+      <w:r>
+        <w:t>é</w:t>
+      </w:r>
+      <w:proofErr w:type="spellEnd"/>
+      <w:r>
+        <w:t xml:space="preserve"> verdadeira</w:t>
       </w:r>
     </w:p>
     <w:p>
@@ -1981,6 +2464,7 @@
       </w:pPr>
       <w:r>
         <w:rPr>
+          <w:noProof/>
           <w:sz w:val="28"/>
           <w:szCs w:val="24"/>
         </w:rPr>
@@ -2077,6 +2561,9 @@
         <w:jc w:val="center"/>
       </w:pPr>
       <w:r>
+        <w:rPr>
+          <w:noProof/>
+        </w:rPr>
         <w:drawing>
           <wp:inline distT="0" distB="0" distL="0" distR="0" wp14:anchorId="4CF29FE2" wp14:editId="12EC7014">
             <wp:extent cx="1486107" cy="619211"/>
@@ -2442,6 +2929,7 @@
       <w:r>
         <w:t xml:space="preserve">Parar o evento de </w:t>
       </w:r>
+      <w:proofErr w:type="spellStart"/>
       <w:r>
         <w:rPr>
           <w:i/>
@@ -2449,6 +2937,7 @@
         </w:rPr>
         <w:t>submit</w:t>
       </w:r>
+      <w:proofErr w:type="spellEnd"/>
       <w:r>
         <w:t xml:space="preserve"> do formulário:</w:t>
       </w:r>
@@ -2525,12 +3014,21 @@
       <w:r>
         <w:t xml:space="preserve"> é a mesma coisa de </w:t>
       </w:r>
-      <w:r>
-        <w:rPr>
-          <w:i/>
-          <w:iCs/>
-        </w:rPr>
-        <w:t>function (evento) {}</w:t>
+      <w:proofErr w:type="spellStart"/>
+      <w:r>
+        <w:rPr>
+          <w:i/>
+          <w:iCs/>
+        </w:rPr>
+        <w:t>function</w:t>
+      </w:r>
+      <w:proofErr w:type="spellEnd"/>
+      <w:r>
+        <w:rPr>
+          <w:i/>
+          <w:iCs/>
+        </w:rPr>
+        <w:t xml:space="preserve"> (evento) {}</w:t>
       </w:r>
     </w:p>
     <w:p>
@@ -2542,14 +3040,35 @@
         </w:rPr>
       </w:pPr>
       <w:r>
-        <w:t xml:space="preserve">Para adicionar uma classe faça: </w:t>
-      </w:r>
-      <w:r>
-        <w:rPr>
-          <w:i/>
-          <w:iCs/>
-        </w:rPr>
-        <w:t>.classList.add(‘nome da classe’)</w:t>
+        <w:t>Para adicionar uma classe faça</w:t>
+      </w:r>
+      <w:proofErr w:type="gramStart"/>
+      <w:r>
+        <w:t xml:space="preserve">: </w:t>
+      </w:r>
+      <w:r>
+        <w:rPr>
+          <w:i/>
+          <w:iCs/>
+        </w:rPr>
+        <w:t>.</w:t>
+      </w:r>
+      <w:proofErr w:type="spellStart"/>
+      <w:proofErr w:type="gramEnd"/>
+      <w:r>
+        <w:rPr>
+          <w:i/>
+          <w:iCs/>
+        </w:rPr>
+        <w:t>classList.add</w:t>
+      </w:r>
+      <w:proofErr w:type="spellEnd"/>
+      <w:r>
+        <w:rPr>
+          <w:i/>
+          <w:iCs/>
+        </w:rPr>
+        <w:t>(‘nome da classe’)</w:t>
       </w:r>
     </w:p>
     <w:p>
@@ -2561,24 +3080,77 @@
         </w:rPr>
       </w:pPr>
       <w:r>
-        <w:t xml:space="preserve">Você pode usar </w:t>
-      </w:r>
-      <w:r>
-        <w:rPr>
-          <w:i/>
-          <w:iCs/>
-        </w:rPr>
-        <w:t>.target.querySelector(‘nome id,classe,etc’)</w:t>
+        <w:t xml:space="preserve">Você pode </w:t>
+      </w:r>
+      <w:proofErr w:type="gramStart"/>
+      <w:r>
+        <w:t xml:space="preserve">usar </w:t>
+      </w:r>
+      <w:r>
+        <w:rPr>
+          <w:i/>
+          <w:iCs/>
+        </w:rPr>
+        <w:t>.</w:t>
+      </w:r>
+      <w:proofErr w:type="spellStart"/>
+      <w:r>
+        <w:rPr>
+          <w:i/>
+          <w:iCs/>
+        </w:rPr>
+        <w:t>target</w:t>
+      </w:r>
+      <w:proofErr w:type="gramEnd"/>
+      <w:r>
+        <w:rPr>
+          <w:i/>
+          <w:iCs/>
+        </w:rPr>
+        <w:t>.querySelector</w:t>
+      </w:r>
+      <w:proofErr w:type="spellEnd"/>
+      <w:r>
+        <w:rPr>
+          <w:i/>
+          <w:iCs/>
+        </w:rPr>
+        <w:t xml:space="preserve">(‘nome </w:t>
+      </w:r>
+      <w:proofErr w:type="spellStart"/>
+      <w:r>
+        <w:rPr>
+          <w:i/>
+          <w:iCs/>
+        </w:rPr>
+        <w:t>id,classe,etc</w:t>
+      </w:r>
+      <w:proofErr w:type="spellEnd"/>
+      <w:r>
+        <w:rPr>
+          <w:i/>
+          <w:iCs/>
+        </w:rPr>
+        <w:t>’)</w:t>
       </w:r>
       <w:r>
         <w:t xml:space="preserve"> para busca elementos dentro de quem gerou o evento, é basicamente </w:t>
       </w:r>
-      <w:r>
-        <w:rPr>
-          <w:i/>
-          <w:iCs/>
-        </w:rPr>
-        <w:t>document.querySelector()</w:t>
+      <w:proofErr w:type="spellStart"/>
+      <w:r>
+        <w:rPr>
+          <w:i/>
+          <w:iCs/>
+        </w:rPr>
+        <w:t>document.querySelector</w:t>
+      </w:r>
+      <w:proofErr w:type="spellEnd"/>
+      <w:r>
+        <w:rPr>
+          <w:i/>
+          <w:iCs/>
+        </w:rPr>
+        <w:t>()</w:t>
       </w:r>
       <w:r>
         <w:t xml:space="preserve"> </w:t>
@@ -2618,6 +3190,7 @@
       <w:r>
         <w:t xml:space="preserve">Eu só não preciso de </w:t>
       </w:r>
+      <w:proofErr w:type="spellStart"/>
       <w:r>
         <w:rPr>
           <w:i/>
@@ -2625,9 +3198,11 @@
         </w:rPr>
         <w:t>else</w:t>
       </w:r>
+      <w:proofErr w:type="spellEnd"/>
       <w:r>
         <w:t xml:space="preserve"> se tiver um </w:t>
       </w:r>
+      <w:proofErr w:type="spellStart"/>
       <w:r>
         <w:rPr>
           <w:i/>
@@ -2635,6 +3210,7 @@
         </w:rPr>
         <w:t>return</w:t>
       </w:r>
+      <w:proofErr w:type="spellEnd"/>
     </w:p>
     <w:p>
       <w:pPr>
@@ -2643,6 +3219,7 @@
       <w:r>
         <w:t xml:space="preserve">Se o </w:t>
       </w:r>
+      <w:proofErr w:type="spellStart"/>
       <w:r>
         <w:rPr>
           <w:i/>
@@ -2650,6 +3227,7 @@
         </w:rPr>
         <w:t>if</w:t>
       </w:r>
+      <w:proofErr w:type="spellEnd"/>
       <w:r>
         <w:t xml:space="preserve"> for uma linha só, não precisa de chaves (não recomendado)</w:t>
       </w:r>
@@ -2725,13 +3303,31 @@
           <w:numId w:val="0"/>
         </w:numPr>
       </w:pPr>
+      <w:proofErr w:type="gramStart"/>
       <w:r>
         <w:rPr>
           <w:i/>
           <w:iCs/>
         </w:rPr>
         <w:lastRenderedPageBreak/>
-        <w:t xml:space="preserve">.querySelectorAll(‘’) </w:t>
+        <w:t>.</w:t>
+      </w:r>
+      <w:proofErr w:type="spellStart"/>
+      <w:r>
+        <w:rPr>
+          <w:i/>
+          <w:iCs/>
+        </w:rPr>
+        <w:t>querySelectorAll</w:t>
+      </w:r>
+      <w:proofErr w:type="spellEnd"/>
+      <w:proofErr w:type="gramEnd"/>
+      <w:r>
+        <w:rPr>
+          <w:i/>
+          <w:iCs/>
+        </w:rPr>
+        <w:t xml:space="preserve">(‘’) </w:t>
       </w:r>
       <w:r>
         <w:sym w:font="Wingdings" w:char="F0E0"/>
@@ -2739,6 +3335,7 @@
       <w:r>
         <w:t xml:space="preserve"> seleciona todos os itens que você desejar, e retorna em um </w:t>
       </w:r>
+      <w:proofErr w:type="spellStart"/>
       <w:r>
         <w:rPr>
           <w:i/>
@@ -2746,9 +3343,11 @@
         </w:rPr>
         <w:t>NodeList</w:t>
       </w:r>
+      <w:proofErr w:type="spellEnd"/>
       <w:r>
         <w:t xml:space="preserve"> que se comporta muito parecido a um </w:t>
       </w:r>
+      <w:proofErr w:type="spellStart"/>
       <w:r>
         <w:rPr>
           <w:i/>
@@ -2756,6 +3355,7 @@
         </w:rPr>
         <w:t>array</w:t>
       </w:r>
+      <w:proofErr w:type="spellEnd"/>
       <w:r>
         <w:t>, mas não é.</w:t>
       </w:r>
@@ -2768,12 +3368,55 @@
           <w:numId w:val="0"/>
         </w:numPr>
       </w:pPr>
-      <w:r>
-        <w:rPr>
-          <w:i/>
-          <w:iCs/>
-        </w:rPr>
-        <w:t xml:space="preserve">getComputedStyle(document.body).backgroundColor </w:t>
+      <w:proofErr w:type="spellStart"/>
+      <w:r>
+        <w:rPr>
+          <w:i/>
+          <w:iCs/>
+        </w:rPr>
+        <w:t>getComputedStyle</w:t>
+      </w:r>
+      <w:proofErr w:type="spellEnd"/>
+      <w:r>
+        <w:rPr>
+          <w:i/>
+          <w:iCs/>
+        </w:rPr>
+        <w:t>(</w:t>
+      </w:r>
+      <w:proofErr w:type="spellStart"/>
+      <w:proofErr w:type="gramStart"/>
+      <w:r>
+        <w:rPr>
+          <w:i/>
+          <w:iCs/>
+        </w:rPr>
+        <w:t>document.body</w:t>
+      </w:r>
+      <w:proofErr w:type="spellEnd"/>
+      <w:proofErr w:type="gramEnd"/>
+      <w:r>
+        <w:rPr>
+          <w:i/>
+          <w:iCs/>
+        </w:rPr>
+        <w:t>).</w:t>
+      </w:r>
+      <w:proofErr w:type="spellStart"/>
+      <w:r>
+        <w:rPr>
+          <w:i/>
+          <w:iCs/>
+        </w:rPr>
+        <w:t>backgroundColor</w:t>
+      </w:r>
+      <w:proofErr w:type="spellEnd"/>
+      <w:r>
+        <w:rPr>
+          <w:i/>
+          <w:iCs/>
+        </w:rPr>
+        <w:t xml:space="preserve"> </w:t>
       </w:r>
       <w:r>
         <w:sym w:font="Wingdings" w:char="F0E0"/>
